--- a/PIRLS_Test_Kniska_Zmejot_na_trpenieto.docx
+++ b/PIRLS_Test_Kniska_Zmejot_na_trpenieto.docx
@@ -595,6 +595,34 @@
       </w:r>
     </w:p>
     <w:p>
+      <w:r>
+        <w:rPr>
+          <w:b/>
+        </w:rPr>
+        <w:t>15. Како Горјан се промени како личност од почетокот до крајот на натпреварот? Која беше најважната лекција што ја научи?</w:t>
+      </w:r>
+    </w:p>
+    <w:p>
+      <w:r>
+        <w:t>____________________________________________________________</w:t>
+      </w:r>
+    </w:p>
+    <w:p>
+      <w:r>
+        <w:t>____________________________________________________________</w:t>
+      </w:r>
+    </w:p>
+    <w:p>
+      <w:r>
+        <w:t>____________________________________________________________</w:t>
+      </w:r>
+    </w:p>
+    <w:p>
+      <w:r>
+        <w:t>____________________________________________________________</w:t>
+      </w:r>
+    </w:p>
+    <w:p>
       <w:pPr>
         <w:jc w:val="both"/>
       </w:pPr>
